--- a/docassemble/SmartDocx_sr/data/templates/statement-of-liquidation-manager_sr.docx
+++ b/docassemble/SmartDocx_sr/data/templates/statement-of-liquidation-manager_sr.docx
@@ -272,14 +272,14 @@
           <w:color w:val="000000"/>
           <w:lang w:val="ru-RU"/>
         </w:rPr>
-        <w:t xml:space="preserve"> {{ </w:t>
+        <w:t xml:space="preserve"> {{ company_name }}</w:t>
       </w:r>
       <w:r>
         <w:rPr>
           <w:rFonts w:ascii="Cambria" w:hAnsi="Cambria"/>
           <w:color w:val="000000"/>
         </w:rPr>
-        <w:t xml:space="preserve">company</w:t>
+        <w:t xml:space="preserve"/>
       </w:r>
       <w:r>
         <w:rPr>
@@ -287,14 +287,14 @@
           <w:color w:val="000000"/>
           <w:lang w:val="ru-RU"/>
         </w:rPr>
-        <w:t xml:space="preserve">_</w:t>
+        <w:t xml:space="preserve"/>
       </w:r>
       <w:r>
         <w:rPr>
           <w:rFonts w:ascii="Cambria" w:hAnsi="Cambria"/>
           <w:color w:val="000000"/>
         </w:rPr>
-        <w:t xml:space="preserve">name</w:t>
+        <w:t xml:space="preserve"/>
       </w:r>
       <w:r>
         <w:rPr>
@@ -302,7 +302,7 @@
           <w:color w:val="000000"/>
           <w:lang w:val="ru-RU"/>
         </w:rPr>
-        <w:t xml:space="preserve"> }}</w:t>
+        <w:t xml:space="preserve"/>
       </w:r>
       <w:r>
         <w:rPr>
@@ -327,14 +327,14 @@
           <w:color w:val="000000"/>
           <w:lang w:val="ru-RU"/>
         </w:rPr>
-        <w:t xml:space="preserve"> {{ </w:t>
+        <w:t xml:space="preserve"> {{ case_date.day }}</w:t>
       </w:r>
       <w:r>
         <w:rPr>
           <w:rFonts w:ascii="Cambria" w:hAnsi="Cambria"/>
           <w:color w:val="000000"/>
         </w:rPr>
-        <w:t xml:space="preserve">case</w:t>
+        <w:t xml:space="preserve"/>
       </w:r>
       <w:r>
         <w:rPr>
@@ -342,14 +342,14 @@
           <w:color w:val="000000"/>
           <w:lang w:val="ru-RU"/>
         </w:rPr>
-        <w:t xml:space="preserve">_</w:t>
+        <w:t xml:space="preserve"/>
       </w:r>
       <w:r>
         <w:rPr>
           <w:rFonts w:ascii="Cambria" w:hAnsi="Cambria"/>
           <w:color w:val="000000"/>
         </w:rPr>
-        <w:t xml:space="preserve">date</w:t>
+        <w:t xml:space="preserve"/>
       </w:r>
       <w:r>
         <w:rPr>
@@ -357,14 +357,14 @@
           <w:color w:val="000000"/>
           <w:lang w:val="ru-RU"/>
         </w:rPr>
-        <w:t xml:space="preserve">.</w:t>
+        <w:t xml:space="preserve"/>
       </w:r>
       <w:r>
         <w:rPr>
           <w:rFonts w:ascii="Cambria" w:hAnsi="Cambria"/>
           <w:color w:val="000000"/>
         </w:rPr>
-        <w:t xml:space="preserve">day</w:t>
+        <w:t xml:space="preserve"/>
       </w:r>
       <w:r>
         <w:rPr>
@@ -372,7 +372,7 @@
           <w:color w:val="000000"/>
           <w:lang w:val="ru-RU"/>
         </w:rPr>
-        <w:t xml:space="preserve"> }}</w:t>
+        <w:t xml:space="preserve"/>
       </w:r>
       <w:r>
         <w:rPr>
@@ -388,14 +388,14 @@
           <w:color w:val="000000"/>
           <w:lang w:val="ru-RU"/>
         </w:rPr>
-        <w:t xml:space="preserve">{{ </w:t>
+        <w:t xml:space="preserve">{{ case_date.month }}</w:t>
       </w:r>
       <w:r>
         <w:rPr>
           <w:rFonts w:ascii="Cambria" w:hAnsi="Cambria"/>
           <w:color w:val="000000"/>
         </w:rPr>
-        <w:t xml:space="preserve">case</w:t>
+        <w:t xml:space="preserve"/>
       </w:r>
       <w:r>
         <w:rPr>
@@ -403,14 +403,14 @@
           <w:color w:val="000000"/>
           <w:lang w:val="ru-RU"/>
         </w:rPr>
-        <w:t xml:space="preserve">_</w:t>
+        <w:t xml:space="preserve"/>
       </w:r>
       <w:r>
         <w:rPr>
           <w:rFonts w:ascii="Cambria" w:hAnsi="Cambria"/>
           <w:color w:val="000000"/>
         </w:rPr>
-        <w:t xml:space="preserve">date</w:t>
+        <w:t xml:space="preserve"/>
       </w:r>
       <w:r>
         <w:rPr>
@@ -418,14 +418,14 @@
           <w:color w:val="000000"/>
           <w:lang w:val="ru-RU"/>
         </w:rPr>
-        <w:t xml:space="preserve">.</w:t>
+        <w:t xml:space="preserve"/>
       </w:r>
       <w:r>
         <w:rPr>
           <w:rFonts w:ascii="Cambria" w:hAnsi="Cambria"/>
           <w:color w:val="000000"/>
         </w:rPr>
-        <w:t xml:space="preserve">month</w:t>
+        <w:t xml:space="preserve"/>
       </w:r>
       <w:r>
         <w:rPr>
@@ -433,7 +433,7 @@
           <w:color w:val="000000"/>
           <w:lang w:val="ru-RU"/>
         </w:rPr>
-        <w:t xml:space="preserve"> }}</w:t>
+        <w:t xml:space="preserve"/>
       </w:r>
       <w:r>
         <w:rPr>
@@ -449,14 +449,14 @@
           <w:color w:val="000000"/>
           <w:lang w:val="ru-RU"/>
         </w:rPr>
-        <w:t xml:space="preserve">{{ </w:t>
+        <w:t xml:space="preserve">{{ case_date.year }}</w:t>
       </w:r>
       <w:r>
         <w:rPr>
           <w:rFonts w:ascii="Cambria" w:hAnsi="Cambria"/>
           <w:color w:val="000000"/>
         </w:rPr>
-        <w:t xml:space="preserve">case</w:t>
+        <w:t xml:space="preserve"/>
       </w:r>
       <w:r>
         <w:rPr>
@@ -464,14 +464,14 @@
           <w:color w:val="000000"/>
           <w:lang w:val="ru-RU"/>
         </w:rPr>
-        <w:t xml:space="preserve">_</w:t>
+        <w:t xml:space="preserve"/>
       </w:r>
       <w:r>
         <w:rPr>
           <w:rFonts w:ascii="Cambria" w:hAnsi="Cambria"/>
           <w:color w:val="000000"/>
         </w:rPr>
-        <w:t xml:space="preserve">date</w:t>
+        <w:t xml:space="preserve"/>
       </w:r>
       <w:r>
         <w:rPr>
@@ -479,14 +479,14 @@
           <w:color w:val="000000"/>
           <w:lang w:val="ru-RU"/>
         </w:rPr>
-        <w:t xml:space="preserve">.</w:t>
+        <w:t xml:space="preserve"/>
       </w:r>
       <w:r>
         <w:rPr>
           <w:rFonts w:ascii="Cambria" w:hAnsi="Cambria"/>
           <w:color w:val="000000"/>
         </w:rPr>
-        <w:t xml:space="preserve">year</w:t>
+        <w:t xml:space="preserve"/>
       </w:r>
       <w:r>
         <w:rPr>
@@ -494,7 +494,7 @@
           <w:color w:val="000000"/>
           <w:lang w:val="ru-RU"/>
         </w:rPr>
-        <w:t xml:space="preserve"> }}</w:t>
+        <w:t xml:space="preserve"/>
       </w:r>
       <w:r>
         <w:rPr>
@@ -760,7 +760,7 @@
           <w:color w:val="000000"/>
           <w:lang w:val="sr-Cyrl-CS"/>
         </w:rPr>
-        <w:t xml:space="preserve">{{ </w:t>
+        <w:t xml:space="preserve">{{ company_name }}</w:t>
       </w:r>
       <w:r>
         <w:rPr>
@@ -768,7 +768,7 @@
           <w:bCs/>
           <w:color w:val="000000"/>
         </w:rPr>
-        <w:t xml:space="preserve">company</w:t>
+        <w:t xml:space="preserve"/>
       </w:r>
       <w:r>
         <w:rPr>
@@ -777,7 +777,7 @@
           <w:color w:val="000000"/>
           <w:lang w:val="sr-Cyrl-CS"/>
         </w:rPr>
-        <w:t xml:space="preserve">_</w:t>
+        <w:t xml:space="preserve"/>
       </w:r>
       <w:r>
         <w:rPr>
@@ -785,7 +785,7 @@
           <w:bCs/>
           <w:color w:val="000000"/>
         </w:rPr>
-        <w:t xml:space="preserve">name</w:t>
+        <w:t xml:space="preserve"/>
       </w:r>
       <w:r>
         <w:rPr>
@@ -794,7 +794,7 @@
           <w:color w:val="000000"/>
           <w:lang w:val="sr-Cyrl-CS"/>
         </w:rPr>
-        <w:t xml:space="preserve"> }}</w:t>
+        <w:t xml:space="preserve"/>
       </w:r>
       <w:r>
         <w:rPr>
@@ -828,7 +828,7 @@
           <w:color w:val="000000"/>
           <w:lang w:val="sr-Cyrl-CS"/>
         </w:rPr>
-        <w:t xml:space="preserve"> {{ </w:t>
+        <w:t xml:space="preserve"> {{ company_number }}</w:t>
       </w:r>
       <w:r>
         <w:rPr>
@@ -836,7 +836,7 @@
           <w:b/>
           <w:color w:val="000000"/>
         </w:rPr>
-        <w:t xml:space="preserve">company</w:t>
+        <w:t xml:space="preserve"/>
       </w:r>
       <w:r>
         <w:rPr>
@@ -845,7 +845,7 @@
           <w:color w:val="000000"/>
           <w:lang w:val="sr-Cyrl-CS"/>
         </w:rPr>
-        <w:t xml:space="preserve">_</w:t>
+        <w:t xml:space="preserve"/>
       </w:r>
       <w:r>
         <w:rPr>
@@ -853,7 +853,7 @@
           <w:b/>
           <w:color w:val="000000"/>
         </w:rPr>
-        <w:t xml:space="preserve">number</w:t>
+        <w:t xml:space="preserve"/>
       </w:r>
       <w:r>
         <w:rPr>
@@ -862,7 +862,7 @@
           <w:color w:val="000000"/>
           <w:lang w:val="sr-Cyrl-CS"/>
         </w:rPr>
-        <w:t xml:space="preserve"> }}</w:t>
+        <w:t xml:space="preserve"/>
       </w:r>
       <w:r>
         <w:rPr>
@@ -895,14 +895,14 @@
           <w:color w:val="000000"/>
           <w:lang w:val="sr-Cyrl-CS"/>
         </w:rPr>
-        <w:t xml:space="preserve">{{ </w:t>
+        <w:t xml:space="preserve">{{ case_date.day }}</w:t>
       </w:r>
       <w:r>
         <w:rPr>
           <w:rFonts w:ascii="Cambria" w:hAnsi="Cambria"/>
           <w:color w:val="000000"/>
         </w:rPr>
-        <w:t xml:space="preserve">case</w:t>
+        <w:t xml:space="preserve"/>
       </w:r>
       <w:r>
         <w:rPr>
@@ -910,14 +910,14 @@
           <w:color w:val="000000"/>
           <w:lang w:val="sr-Cyrl-CS"/>
         </w:rPr>
-        <w:t xml:space="preserve">_</w:t>
+        <w:t xml:space="preserve"/>
       </w:r>
       <w:r>
         <w:rPr>
           <w:rFonts w:ascii="Cambria" w:hAnsi="Cambria"/>
           <w:color w:val="000000"/>
         </w:rPr>
-        <w:t xml:space="preserve">date</w:t>
+        <w:t xml:space="preserve"/>
       </w:r>
       <w:r>
         <w:rPr>
@@ -925,14 +925,14 @@
           <w:color w:val="000000"/>
           <w:lang w:val="sr-Cyrl-CS"/>
         </w:rPr>
-        <w:t xml:space="preserve">.</w:t>
+        <w:t xml:space="preserve"/>
       </w:r>
       <w:r>
         <w:rPr>
           <w:rFonts w:ascii="Cambria" w:hAnsi="Cambria"/>
           <w:color w:val="000000"/>
         </w:rPr>
-        <w:t xml:space="preserve">day</w:t>
+        <w:t xml:space="preserve"/>
       </w:r>
       <w:r>
         <w:rPr>
@@ -940,7 +940,7 @@
           <w:color w:val="000000"/>
           <w:lang w:val="sr-Cyrl-CS"/>
         </w:rPr>
-        <w:t xml:space="preserve"> }}</w:t>
+        <w:t xml:space="preserve"/>
       </w:r>
       <w:r>
         <w:rPr>
@@ -956,14 +956,14 @@
           <w:color w:val="000000"/>
           <w:lang w:val="sr-Cyrl-CS"/>
         </w:rPr>
-        <w:t xml:space="preserve">{{ </w:t>
+        <w:t xml:space="preserve">{{ case_date.month }}</w:t>
       </w:r>
       <w:r>
         <w:rPr>
           <w:rFonts w:ascii="Cambria" w:hAnsi="Cambria"/>
           <w:color w:val="000000"/>
         </w:rPr>
-        <w:t xml:space="preserve">case</w:t>
+        <w:t xml:space="preserve"/>
       </w:r>
       <w:r>
         <w:rPr>
@@ -971,14 +971,14 @@
           <w:color w:val="000000"/>
           <w:lang w:val="sr-Cyrl-CS"/>
         </w:rPr>
-        <w:t xml:space="preserve">_</w:t>
+        <w:t xml:space="preserve"/>
       </w:r>
       <w:r>
         <w:rPr>
           <w:rFonts w:ascii="Cambria" w:hAnsi="Cambria"/>
           <w:color w:val="000000"/>
         </w:rPr>
-        <w:t xml:space="preserve">date</w:t>
+        <w:t xml:space="preserve"/>
       </w:r>
       <w:r>
         <w:rPr>
@@ -986,14 +986,14 @@
           <w:color w:val="000000"/>
           <w:lang w:val="sr-Cyrl-CS"/>
         </w:rPr>
-        <w:t xml:space="preserve">.</w:t>
+        <w:t xml:space="preserve"/>
       </w:r>
       <w:r>
         <w:rPr>
           <w:rFonts w:ascii="Cambria" w:hAnsi="Cambria"/>
           <w:color w:val="000000"/>
         </w:rPr>
-        <w:t xml:space="preserve">month</w:t>
+        <w:t xml:space="preserve"/>
       </w:r>
       <w:r>
         <w:rPr>
@@ -1001,7 +1001,7 @@
           <w:color w:val="000000"/>
           <w:lang w:val="sr-Cyrl-CS"/>
         </w:rPr>
-        <w:t xml:space="preserve"> }}</w:t>
+        <w:t xml:space="preserve"/>
       </w:r>
       <w:r>
         <w:rPr>
@@ -1017,14 +1017,14 @@
           <w:color w:val="000000"/>
           <w:lang w:val="sr-Cyrl-CS"/>
         </w:rPr>
-        <w:t xml:space="preserve">{{ </w:t>
+        <w:t xml:space="preserve">{{ case_date.year }}</w:t>
       </w:r>
       <w:r>
         <w:rPr>
           <w:rFonts w:ascii="Cambria" w:hAnsi="Cambria"/>
           <w:color w:val="000000"/>
         </w:rPr>
-        <w:t xml:space="preserve">case</w:t>
+        <w:t xml:space="preserve"/>
       </w:r>
       <w:r>
         <w:rPr>
@@ -1032,14 +1032,14 @@
           <w:color w:val="000000"/>
           <w:lang w:val="sr-Cyrl-CS"/>
         </w:rPr>
-        <w:t xml:space="preserve">_</w:t>
+        <w:t xml:space="preserve"/>
       </w:r>
       <w:r>
         <w:rPr>
           <w:rFonts w:ascii="Cambria" w:hAnsi="Cambria"/>
           <w:color w:val="000000"/>
         </w:rPr>
-        <w:t xml:space="preserve">date</w:t>
+        <w:t xml:space="preserve"/>
       </w:r>
       <w:r>
         <w:rPr>
@@ -1047,14 +1047,14 @@
           <w:color w:val="000000"/>
           <w:lang w:val="sr-Cyrl-CS"/>
         </w:rPr>
-        <w:t xml:space="preserve">.</w:t>
+        <w:t xml:space="preserve"/>
       </w:r>
       <w:r>
         <w:rPr>
           <w:rFonts w:ascii="Cambria" w:hAnsi="Cambria"/>
           <w:color w:val="000000"/>
         </w:rPr>
-        <w:t xml:space="preserve">year</w:t>
+        <w:t xml:space="preserve"/>
       </w:r>
       <w:r>
         <w:rPr>
@@ -1062,7 +1062,7 @@
           <w:color w:val="000000"/>
           <w:lang w:val="sr-Cyrl-CS"/>
         </w:rPr>
-        <w:t xml:space="preserve"> }}</w:t>
+        <w:t xml:space="preserve"/>
       </w:r>
       <w:r>
         <w:rPr>
@@ -1384,19 +1384,19 @@
         <w:rPr>
           <w:rFonts w:ascii="Cambria" w:hAnsi="Cambria"/>
         </w:rPr>
-        <w:t xml:space="preserve">{{ client</w:t>
+        <w:t xml:space="preserve">{{ client.name }}</w:t>
       </w:r>
       <w:r>
         <w:rPr>
           <w:rFonts w:ascii="Cambria" w:hAnsi="Cambria"/>
         </w:rPr>
-        <w:t xml:space="preserve">.</w:t>
+        <w:t xml:space="preserve"/>
       </w:r>
       <w:r>
         <w:rPr>
           <w:rFonts w:ascii="Cambria" w:hAnsi="Cambria"/>
         </w:rPr>
-        <w:t xml:space="preserve">name }}</w:t>
+        <w:t xml:space="preserve"/>
       </w:r>
       <w:r>
         <w:rPr>

--- a/docassemble/SmartDocx_sr/data/templates/statement-of-liquidation-manager_sr.docx
+++ b/docassemble/SmartDocx_sr/data/templates/statement-of-liquidation-manager_sr.docx
@@ -1511,52 +1511,7 @@
 
 <file path=word/footer1.xml><?xml version="1.0" encoding="utf-8"?>
 <w:ftr xmlns:wpc="http://schemas.microsoft.com/office/word/2010/wordprocessingCanvas" xmlns:mc="http://schemas.openxmlformats.org/markup-compatibility/2006" xmlns:o="urn:schemas-microsoft-com:office:office" xmlns:r="http://schemas.openxmlformats.org/officeDocument/2006/relationships" xmlns:m="http://schemas.openxmlformats.org/officeDocument/2006/math" xmlns:v="urn:schemas-microsoft-com:vml" xmlns:wp14="http://schemas.microsoft.com/office/word/2010/wordprocessingDrawing" xmlns:wp="http://schemas.openxmlformats.org/drawingml/2006/wordprocessingDrawing" xmlns:w10="urn:schemas-microsoft-com:office:word" xmlns:w="http://schemas.openxmlformats.org/wordprocessingml/2006/main" xmlns:w14="http://schemas.microsoft.com/office/word/2010/wordml" xmlns:w15="http://schemas.microsoft.com/office/word/2012/wordml" xmlns:wpg="http://schemas.microsoft.com/office/word/2010/wordprocessingGroup" xmlns:wpi="http://schemas.microsoft.com/office/word/2010/wordprocessingInk" xmlns:wne="http://schemas.microsoft.com/office/word/2006/wordml" xmlns:a="http://schemas.openxmlformats.org/drawingml/2006/main" xmlns:wps="http://schemas.microsoft.com/office/word/2010/wordprocessingShape" mc:Ignorable="w14 w15 wp14">
-  <w:p>
-    <w:pPr>
-      <w:pBdr/>
-      <w:spacing/>
-      <w:ind/>
-      <w:jc w:val="center"/>
-      <w:rPr/>
-    </w:pPr>
-    <w:r>
-      <w:t xml:space="preserve">{{p </w:t>
-    </w:r>
-    <w:r>
-      <w:t xml:space="preserve">include_docx_template</w:t>
-    </w:r>
-    <w:r>
-      <w:t xml:space="preserve">(</w:t>
-    </w:r>
-    <w:r>
-      <w:t xml:space="preserve">l</w:t>
-    </w:r>
-    <w:r>
-      <w:t xml:space="preserve">f</w:t>
-    </w:r>
-    <w:r>
-      <w:t xml:space="preserve">Var</w:t>
-    </w:r>
-    <w:r>
-      <w:t xml:space="preserve">) }</w:t>
-    </w:r>
-    <w:r>
-      <w:t xml:space="preserve">}</w:t>
-    </w:r>
-    <w:r/>
-    <w:r/>
-  </w:p>
-  <w:p>
-    <w:pPr>
-      <w:pStyle w:val="44"/>
-      <w:pBdr/>
-      <w:spacing/>
-      <w:ind/>
-      <w:rPr/>
-    </w:pPr>
-    <w:r/>
-    <w:r/>
-  </w:p>
+  <w:p/>
 </w:ftr>
 </file>
 
@@ -1597,46 +1552,7 @@
 
 <file path=word/header1.xml><?xml version="1.0" encoding="utf-8"?>
 <w:hdr xmlns:wpc="http://schemas.microsoft.com/office/word/2010/wordprocessingCanvas" xmlns:mc="http://schemas.openxmlformats.org/markup-compatibility/2006" xmlns:o="urn:schemas-microsoft-com:office:office" xmlns:r="http://schemas.openxmlformats.org/officeDocument/2006/relationships" xmlns:m="http://schemas.openxmlformats.org/officeDocument/2006/math" xmlns:v="urn:schemas-microsoft-com:vml" xmlns:wp14="http://schemas.microsoft.com/office/word/2010/wordprocessingDrawing" xmlns:wp="http://schemas.openxmlformats.org/drawingml/2006/wordprocessingDrawing" xmlns:w10="urn:schemas-microsoft-com:office:word" xmlns:w="http://schemas.openxmlformats.org/wordprocessingml/2006/main" xmlns:w14="http://schemas.microsoft.com/office/word/2010/wordml" xmlns:w15="http://schemas.microsoft.com/office/word/2012/wordml" xmlns:wpg="http://schemas.microsoft.com/office/word/2010/wordprocessingGroup" xmlns:wpi="http://schemas.microsoft.com/office/word/2010/wordprocessingInk" xmlns:wne="http://schemas.microsoft.com/office/word/2006/wordml" xmlns:a="http://schemas.openxmlformats.org/drawingml/2006/main" xmlns:wps="http://schemas.microsoft.com/office/word/2010/wordprocessingShape" mc:Ignorable="w14 w15 wp14">
-  <w:p>
-    <w:pPr>
-      <w:pBdr/>
-      <w:spacing/>
-      <w:ind/>
-      <w:jc w:val="center"/>
-      <w:rPr/>
-    </w:pPr>
-    <w:r>
-      <w:t xml:space="preserve">{{p </w:t>
-    </w:r>
-    <w:r>
-      <w:t xml:space="preserve">include_docx_template</w:t>
-    </w:r>
-    <w:r>
-      <w:t xml:space="preserve">(</w:t>
-    </w:r>
-    <w:r>
-      <w:t xml:space="preserve">lhVar</w:t>
-    </w:r>
-    <w:r>
-      <w:t xml:space="preserve">) }</w:t>
-    </w:r>
-    <w:r>
-      <w:t xml:space="preserve">}</w:t>
-    </w:r>
-    <w:r/>
-    <w:r/>
-  </w:p>
-  <w:p>
-    <w:pPr>
-      <w:pStyle w:val="42"/>
-      <w:pBdr/>
-      <w:spacing/>
-      <w:ind/>
-      <w:rPr/>
-    </w:pPr>
-    <w:r/>
-    <w:r/>
-  </w:p>
+  <w:p/>
 </w:hdr>
 </file>
 
